--- a/docs/enablement/word/Enablement-What-It-Is-v3.0.docx
+++ b/docs/enablement/word/Enablement-What-It-Is-v3.0.docx
@@ -1140,6 +1140,7 @@
     </w:p>
     <w:p>
       <w:pPr>
+        <w:keepNext/>
         <w:spacing w:after="120" w:line="276"/>
       </w:pPr>
       <w:r>
@@ -4365,7 +4366,7 @@
         </w:rPr>
         <w:t xml:space="preserve">No. Serving a page spends no credit; credits follow where people use AI, in Opal or in an add-on the brand has switched on, never page views. The rest is on the page </w:t>
       </w:r>
-      <w:hyperlink w:history="1" r:id="rId8q0uq6zkpiplh9hjjvrda">
+      <w:hyperlink w:history="1" r:id="rIdwc1xlc77m6l3plxeyx951">
         <w:r>
           <w:rPr>
             <w:rFonts w:ascii="Calibri" w:cs="Calibri" w:eastAsia="Calibri" w:hAnsi="Calibri"/>
@@ -4508,7 +4509,7 @@
         </w:numPr>
         <w:spacing w:after="60" w:line="264"/>
       </w:pPr>
-      <w:hyperlink w:history="1" r:id="rId3sicvpkjcilymcnb4ggkj">
+      <w:hyperlink w:history="1" r:id="rIdgowqaaxe24aawam-squtu">
         <w:r>
           <w:rPr>
             <w:rFonts w:ascii="Calibri" w:cs="Calibri" w:eastAsia="Calibri" w:hAnsi="Calibri"/>
@@ -4552,7 +4553,7 @@
         </w:numPr>
         <w:spacing w:after="60" w:line="264"/>
       </w:pPr>
-      <w:hyperlink w:history="1" r:id="rIdm73uq71q3fwsdpb5qdaka">
+      <w:hyperlink w:history="1" r:id="rId7z855koirmb_o7bcavwgo">
         <w:r>
           <w:rPr>
             <w:rFonts w:ascii="Calibri" w:cs="Calibri" w:eastAsia="Calibri" w:hAnsi="Calibri"/>
@@ -4596,7 +4597,7 @@
         </w:numPr>
         <w:spacing w:after="60" w:line="264"/>
       </w:pPr>
-      <w:hyperlink w:history="1" r:id="rIdf2o3uf3u6nay1iok-avbm">
+      <w:hyperlink w:history="1" r:id="rIdhjjwtgppupl-ymtfohsqu">
         <w:r>
           <w:rPr>
             <w:rFonts w:ascii="Calibri" w:cs="Calibri" w:eastAsia="Calibri" w:hAnsi="Calibri"/>

--- a/docs/enablement/word/Enablement-What-It-Is-v3.0.docx
+++ b/docs/enablement/word/Enablement-What-It-Is-v3.0.docx
@@ -3307,7 +3307,7 @@
       <w:r>
         <w:drawing>
           <wp:inline distT="0" distB="0" distL="0" distR="0">
-            <wp:extent cx="5943600" cy="7301405"/>
+            <wp:extent cx="5582653" cy="6858000"/>
             <wp:effectExtent t="0" r="0" b="0" l="0"/>
             <wp:docPr id="10" name="Figure 10" descr="Each card pairs a phrase never to say with the sentence to say instead."/>
             <wp:cNvGraphicFramePr>
@@ -3332,7 +3332,7 @@
                   <pic:spPr bwMode="auto">
                     <a:xfrm>
                       <a:off x="0" y="0"/>
-                      <a:ext cx="5943600" cy="7301405"/>
+                      <a:ext cx="5582653" cy="6858000"/>
                     </a:xfrm>
                     <a:prstGeom prst="rect">
                       <a:avLst/>
@@ -4366,7 +4366,7 @@
         </w:rPr>
         <w:t xml:space="preserve">No. Serving a page spends no credit; credits follow where people use AI, in Opal or in an add-on the brand has switched on, never page views. The rest is on the page </w:t>
       </w:r>
-      <w:hyperlink w:history="1" r:id="rIdwc1xlc77m6l3plxeyx951">
+      <w:hyperlink w:history="1" r:id="rIdmn3yurzge02r8ulmlu4st">
         <w:r>
           <w:rPr>
             <w:rFonts w:ascii="Calibri" w:cs="Calibri" w:eastAsia="Calibri" w:hAnsi="Calibri"/>
@@ -4509,7 +4509,7 @@
         </w:numPr>
         <w:spacing w:after="60" w:line="264"/>
       </w:pPr>
-      <w:hyperlink w:history="1" r:id="rIdgowqaaxe24aawam-squtu">
+      <w:hyperlink w:history="1" r:id="rId5jdkcifwtmnqm6hygp-jp">
         <w:r>
           <w:rPr>
             <w:rFonts w:ascii="Calibri" w:cs="Calibri" w:eastAsia="Calibri" w:hAnsi="Calibri"/>
@@ -4553,7 +4553,7 @@
         </w:numPr>
         <w:spacing w:after="60" w:line="264"/>
       </w:pPr>
-      <w:hyperlink w:history="1" r:id="rId7z855koirmb_o7bcavwgo">
+      <w:hyperlink w:history="1" r:id="rIdgvfe_9a1mhtgvkpmpm1qi">
         <w:r>
           <w:rPr>
             <w:rFonts w:ascii="Calibri" w:cs="Calibri" w:eastAsia="Calibri" w:hAnsi="Calibri"/>
@@ -4597,7 +4597,7 @@
         </w:numPr>
         <w:spacing w:after="60" w:line="264"/>
       </w:pPr>
-      <w:hyperlink w:history="1" r:id="rIdhjjwtgppupl-ymtfohsqu">
+      <w:hyperlink w:history="1" r:id="rIdztb6fpwzx6ttc70yywfmf">
         <w:r>
           <w:rPr>
             <w:rFonts w:ascii="Calibri" w:cs="Calibri" w:eastAsia="Calibri" w:hAnsi="Calibri"/>
